--- a/Analyse des Besoins Métiers.docx
+++ b/Analyse des Besoins Métiers.docx
@@ -4,6 +4,7 @@
   <w:body>
     <w:p>
       <w:pPr>
+        <w:jc w:val="center"/>
         <w:rPr>
           <w:b/>
           <w:bCs/>
@@ -27,6 +28,13 @@
       <w:proofErr w:type="spellEnd"/>
     </w:p>
     <w:p>
+      <w:pPr>
+        <w:jc w:val="center"/>
+        <w:rPr>
+          <w:b/>
+          <w:bCs/>
+        </w:rPr>
+      </w:pPr>
       <w:r>
         <w:rPr>
           <w:b/>
@@ -46,35 +54,41 @@
     </w:p>
     <w:p>
       <w:pPr>
-        <w:rPr>
-          <w:b/>
-          <w:bCs/>
-        </w:rPr>
-      </w:pPr>
-      <w:r>
-        <w:rPr>
-          <w:b/>
-          <w:bCs/>
-        </w:rPr>
-        <w:t>1. Vision Stratégique et Contexte</w:t>
-      </w:r>
-    </w:p>
-    <w:p>
+        <w:jc w:val="both"/>
+      </w:pPr>
+    </w:p>
+    <w:p>
+      <w:pPr>
+        <w:jc w:val="both"/>
+        <w:rPr>
+          <w:b/>
+          <w:bCs/>
+        </w:rPr>
+      </w:pPr>
+      <w:r>
+        <w:rPr>
+          <w:b/>
+          <w:bCs/>
+        </w:rPr>
+        <w:t>1. Contexte</w:t>
+      </w:r>
+    </w:p>
+    <w:p>
+      <w:pPr>
+        <w:jc w:val="both"/>
+      </w:pPr>
+    </w:p>
+    <w:p>
+      <w:pPr>
+        <w:jc w:val="both"/>
+      </w:pPr>
       <w:proofErr w:type="spellStart"/>
       <w:r>
         <w:t>Aéroworld</w:t>
       </w:r>
       <w:proofErr w:type="spellEnd"/>
       <w:r>
-        <w:t xml:space="preserve">, leader mondial de </w:t>
-      </w:r>
-      <w:proofErr w:type="gramStart"/>
-      <w:r>
-        <w:t>l'aéronautique ,</w:t>
-      </w:r>
-      <w:proofErr w:type="gramEnd"/>
-      <w:r>
-        <w:t xml:space="preserve"> fait face à une explosion du volume de données multi-sources (essais en vol, capteurs IoT, maintenance, données clients). L'enjeu n'est plus seulement de stocker cette donnée, mais de la transformer en un </w:t>
+        <w:t xml:space="preserve">, leader mondial de l'aéronautique, fait face à une explosion du volume de données multi-sources (essais en vol, capteurs IoT, maintenance, données clients). L'enjeu n'est plus seulement de stocker cette donnée, mais de la transformer en un </w:t>
       </w:r>
       <w:r>
         <w:rPr>
@@ -88,26 +102,75 @@
       </w:r>
     </w:p>
     <w:p>
-      <w:r>
-        <w:t>+4</w:t>
-      </w:r>
-    </w:p>
-    <w:p>
-      <w:pPr>
-        <w:rPr>
-          <w:b/>
-          <w:bCs/>
-        </w:rPr>
-      </w:pPr>
-      <w:r>
-        <w:rPr>
-          <w:b/>
-          <w:bCs/>
-        </w:rPr>
-        <w:t>2. Axe 1 : Ingénierie et Gouvernance (Le Socle)</w:t>
-      </w:r>
-    </w:p>
-    <w:p>
+      <w:pPr>
+        <w:jc w:val="both"/>
+      </w:pPr>
+    </w:p>
+    <w:p>
+      <w:pPr>
+        <w:jc w:val="both"/>
+        <w:rPr>
+          <w:b/>
+          <w:bCs/>
+        </w:rPr>
+      </w:pPr>
+      <w:r>
+        <w:rPr>
+          <w:b/>
+          <w:bCs/>
+        </w:rPr>
+        <w:t xml:space="preserve">2. </w:t>
+      </w:r>
+      <w:r>
+        <w:rPr>
+          <w:b/>
+          <w:bCs/>
+        </w:rPr>
+        <w:t>Les besoins métiers</w:t>
+      </w:r>
+    </w:p>
+    <w:p>
+      <w:pPr>
+        <w:jc w:val="both"/>
+        <w:rPr>
+          <w:b/>
+          <w:bCs/>
+        </w:rPr>
+      </w:pPr>
+    </w:p>
+    <w:p>
+      <w:pPr>
+        <w:ind w:firstLine="708"/>
+        <w:jc w:val="both"/>
+        <w:rPr>
+          <w:b/>
+          <w:bCs/>
+        </w:rPr>
+      </w:pPr>
+      <w:r>
+        <w:rPr>
+          <w:b/>
+          <w:bCs/>
+        </w:rPr>
+        <w:t>2.</w:t>
+      </w:r>
+      <w:r>
+        <w:rPr>
+          <w:b/>
+          <w:bCs/>
+        </w:rPr>
+        <w:t>1 : Ingénierie et Gouvernance</w:t>
+      </w:r>
+    </w:p>
+    <w:p>
+      <w:pPr>
+        <w:jc w:val="both"/>
+      </w:pPr>
+    </w:p>
+    <w:p>
+      <w:pPr>
+        <w:jc w:val="both"/>
+      </w:pPr>
       <w:r>
         <w:t>Le premier besoin est la création d'un écosystème de données unifié pour briser les silos entre départements.</w:t>
       </w:r>
@@ -118,6 +181,7 @@
           <w:ilvl w:val="0"/>
           <w:numId w:val="1"/>
         </w:numPr>
+        <w:jc w:val="both"/>
       </w:pPr>
       <w:r>
         <w:rPr>
@@ -128,11 +192,6 @@
       </w:r>
       <w:r>
         <w:t xml:space="preserve"> : Mise en œuvre d'une architecture robuste et évolutive capable de gérer la variété et le volume massif des flux.</w:t>
-      </w:r>
-    </w:p>
-    <w:p>
-      <w:r>
-        <w:t>+1</w:t>
       </w:r>
     </w:p>
     <w:p>
@@ -141,6 +200,7 @@
           <w:ilvl w:val="0"/>
           <w:numId w:val="1"/>
         </w:numPr>
+        <w:jc w:val="both"/>
       </w:pPr>
       <w:r>
         <w:rPr>
@@ -151,11 +211,6 @@
       </w:r>
       <w:r>
         <w:t xml:space="preserve"> : Consolider les données hétérogènes pour obtenir une vue d'ensemble cohérente, essentielle à la prise de décision.</w:t>
-      </w:r>
-    </w:p>
-    <w:p>
-      <w:r>
-        <w:t>+1</w:t>
       </w:r>
     </w:p>
     <w:p>
@@ -164,6 +219,7 @@
           <w:ilvl w:val="0"/>
           <w:numId w:val="1"/>
         </w:numPr>
+        <w:jc w:val="both"/>
       </w:pPr>
       <w:r>
         <w:rPr>
@@ -178,27 +234,59 @@
     </w:p>
     <w:p>
       <w:pPr>
-        <w:rPr>
-          <w:b/>
-          <w:bCs/>
-        </w:rPr>
-      </w:pPr>
-      <w:r>
-        <w:rPr>
-          <w:b/>
-          <w:bCs/>
-        </w:rPr>
-        <w:t>3. Axe 2 : Intelligence Opérationnelle et Prédictive (La Valeur)</w:t>
-      </w:r>
-    </w:p>
-    <w:p>
-      <w:r>
-        <w:t>Il s'agit de passer d'une analyse descriptive à une analyse prédictive grâce au Machine Learning et à l'IA.</w:t>
-      </w:r>
-    </w:p>
-    <w:p>
-      <w:r>
-        <w:t>+2</w:t>
+        <w:jc w:val="both"/>
+      </w:pPr>
+    </w:p>
+    <w:p>
+      <w:pPr>
+        <w:ind w:firstLine="708"/>
+        <w:jc w:val="both"/>
+        <w:rPr>
+          <w:b/>
+          <w:bCs/>
+        </w:rPr>
+      </w:pPr>
+      <w:r>
+        <w:rPr>
+          <w:b/>
+          <w:bCs/>
+        </w:rPr>
+        <w:t>2</w:t>
+      </w:r>
+      <w:r>
+        <w:rPr>
+          <w:b/>
+          <w:bCs/>
+        </w:rPr>
+        <w:t>.2</w:t>
+      </w:r>
+      <w:r>
+        <w:rPr>
+          <w:b/>
+          <w:bCs/>
+        </w:rPr>
+        <w:t xml:space="preserve"> : Intelligence Opérationnelle et Prédictive</w:t>
+      </w:r>
+    </w:p>
+    <w:p>
+      <w:pPr>
+        <w:jc w:val="both"/>
+      </w:pPr>
+    </w:p>
+    <w:p>
+      <w:pPr>
+        <w:jc w:val="both"/>
+      </w:pPr>
+      <w:r>
+        <w:t xml:space="preserve">Il s'agit de passer d'une analyse descriptive à une analyse prédictive grâce au Machine Learning </w:t>
+      </w:r>
+      <w:proofErr w:type="gramStart"/>
+      <w:r>
+        <w:t>et</w:t>
+      </w:r>
+      <w:proofErr w:type="gramEnd"/>
+      <w:r>
+        <w:t xml:space="preserve"> à l'IA.</w:t>
       </w:r>
     </w:p>
     <w:p>
@@ -207,6 +295,7 @@
           <w:ilvl w:val="0"/>
           <w:numId w:val="2"/>
         </w:numPr>
+        <w:jc w:val="both"/>
       </w:pPr>
       <w:r>
         <w:rPr>
@@ -217,11 +306,6 @@
       </w:r>
       <w:r>
         <w:t xml:space="preserve"> : Anticiper les pannes pour minimiser l'immobilisation des appareils au sol (AOG - Aircraft On Ground) et optimiser les stocks de pièces.</w:t>
-      </w:r>
-    </w:p>
-    <w:p>
-      <w:r>
-        <w:t>+2</w:t>
       </w:r>
     </w:p>
     <w:p>
@@ -230,6 +314,7 @@
           <w:ilvl w:val="0"/>
           <w:numId w:val="2"/>
         </w:numPr>
+        <w:jc w:val="both"/>
       </w:pPr>
       <w:r>
         <w:rPr>
@@ -248,6 +333,7 @@
           <w:ilvl w:val="0"/>
           <w:numId w:val="2"/>
         </w:numPr>
+        <w:jc w:val="both"/>
       </w:pPr>
       <w:r>
         <w:rPr>
@@ -262,20 +348,53 @@
     </w:p>
     <w:p>
       <w:pPr>
-        <w:rPr>
-          <w:b/>
-          <w:bCs/>
-        </w:rPr>
-      </w:pPr>
-      <w:r>
-        <w:rPr>
-          <w:b/>
-          <w:bCs/>
-        </w:rPr>
-        <w:t>4. Axe 3 : Sécurité Critique et Conformité (La Confiance)</w:t>
-      </w:r>
-    </w:p>
-    <w:p>
+        <w:jc w:val="both"/>
+      </w:pPr>
+    </w:p>
+    <w:p>
+      <w:pPr>
+        <w:jc w:val="both"/>
+      </w:pPr>
+    </w:p>
+    <w:p>
+      <w:pPr>
+        <w:ind w:firstLine="708"/>
+        <w:jc w:val="both"/>
+        <w:rPr>
+          <w:b/>
+          <w:bCs/>
+        </w:rPr>
+      </w:pPr>
+      <w:r>
+        <w:rPr>
+          <w:b/>
+          <w:bCs/>
+        </w:rPr>
+        <w:lastRenderedPageBreak/>
+        <w:t>2.</w:t>
+      </w:r>
+      <w:r>
+        <w:rPr>
+          <w:b/>
+          <w:bCs/>
+        </w:rPr>
+        <w:t>3 : Sécurité Critique et Conformité</w:t>
+      </w:r>
+    </w:p>
+    <w:p>
+      <w:pPr>
+        <w:ind w:firstLine="708"/>
+        <w:jc w:val="both"/>
+        <w:rPr>
+          <w:b/>
+          <w:bCs/>
+        </w:rPr>
+      </w:pPr>
+    </w:p>
+    <w:p>
+      <w:pPr>
+        <w:jc w:val="both"/>
+      </w:pPr>
       <w:r>
         <w:t>Dans l'aéronautique, la donnée est aussi sensible que le matériel.</w:t>
       </w:r>
@@ -286,6 +405,7 @@
           <w:ilvl w:val="0"/>
           <w:numId w:val="3"/>
         </w:numPr>
+        <w:jc w:val="both"/>
       </w:pPr>
       <w:r>
         <w:rPr>
@@ -296,11 +416,6 @@
       </w:r>
       <w:r>
         <w:t xml:space="preserve"> : Sécurisation absolue des plans de conception et des données clients contre l'espionnage industriel et les cyberattaques.</w:t>
-      </w:r>
-    </w:p>
-    <w:p>
-      <w:r>
-        <w:t>+2</w:t>
       </w:r>
     </w:p>
     <w:p>
@@ -309,13 +424,13 @@
           <w:ilvl w:val="0"/>
           <w:numId w:val="3"/>
         </w:numPr>
-      </w:pPr>
-      <w:r>
-        <w:rPr>
-          <w:b/>
-          <w:bCs/>
-        </w:rPr>
-        <w:lastRenderedPageBreak/>
+        <w:jc w:val="both"/>
+      </w:pPr>
+      <w:r>
+        <w:rPr>
+          <w:b/>
+          <w:bCs/>
+        </w:rPr>
         <w:t>Conformité Réglementaire</w:t>
       </w:r>
       <w:r>
@@ -324,23 +439,50 @@
     </w:p>
     <w:p>
       <w:pPr>
-        <w:rPr>
-          <w:b/>
-          <w:bCs/>
-        </w:rPr>
-      </w:pPr>
-      <w:r>
-        <w:rPr>
-          <w:b/>
-          <w:bCs/>
-        </w:rPr>
-        <w:t>5. Axe 4 : Posture de Conseil et Acculturation (L'Humain)</w:t>
-      </w:r>
-    </w:p>
-    <w:p>
+        <w:jc w:val="both"/>
+      </w:pPr>
+    </w:p>
+    <w:p>
+      <w:pPr>
+        <w:ind w:firstLine="708"/>
+        <w:jc w:val="both"/>
+        <w:rPr>
+          <w:b/>
+          <w:bCs/>
+        </w:rPr>
+      </w:pPr>
+      <w:r>
+        <w:rPr>
+          <w:b/>
+          <w:bCs/>
+        </w:rPr>
+        <w:t>2.</w:t>
+      </w:r>
+      <w:r>
+        <w:rPr>
+          <w:b/>
+          <w:bCs/>
+        </w:rPr>
+        <w:t>4 : Posture de Conseil et Acculturation</w:t>
+      </w:r>
+    </w:p>
+    <w:p>
+      <w:pPr>
+        <w:jc w:val="both"/>
+      </w:pPr>
+    </w:p>
+    <w:p>
+      <w:pPr>
+        <w:jc w:val="both"/>
+      </w:pPr>
       <w:r>
         <w:t>Le succès technologique dépend de l'adhésion des équipes.</w:t>
       </w:r>
+    </w:p>
+    <w:p>
+      <w:pPr>
+        <w:jc w:val="both"/>
+      </w:pPr>
     </w:p>
     <w:p>
       <w:pPr>
@@ -348,6 +490,7 @@
           <w:ilvl w:val="0"/>
           <w:numId w:val="4"/>
         </w:numPr>
+        <w:jc w:val="both"/>
       </w:pPr>
       <w:r>
         <w:rPr>
@@ -358,11 +501,6 @@
       </w:r>
       <w:r>
         <w:t xml:space="preserve"> : Traduire des concepts complexes en indicateurs (KPIs) actionnables pour les métiers.</w:t>
-      </w:r>
-    </w:p>
-    <w:p>
-      <w:r>
-        <w:t>+1</w:t>
       </w:r>
     </w:p>
     <w:p>
@@ -371,6 +509,7 @@
           <w:ilvl w:val="0"/>
           <w:numId w:val="4"/>
         </w:numPr>
+        <w:jc w:val="both"/>
       </w:pPr>
       <w:r>
         <w:rPr>
@@ -381,11 +520,6 @@
       </w:r>
       <w:r>
         <w:t xml:space="preserve"> : Ne pas se contenter d'exécuter, mais challenger les demandes pour proposer des solutions à haute valeur ajoutée.</w:t>
-      </w:r>
-    </w:p>
-    <w:p>
-      <w:r>
-        <w:t>+2</w:t>
       </w:r>
     </w:p>
     <w:p>
@@ -394,6 +528,7 @@
           <w:ilvl w:val="0"/>
           <w:numId w:val="4"/>
         </w:numPr>
+        <w:jc w:val="both"/>
       </w:pPr>
       <w:r>
         <w:rPr>
@@ -407,31 +542,60 @@
       </w:r>
     </w:p>
     <w:p>
+      <w:pPr>
+        <w:jc w:val="both"/>
+      </w:pPr>
       <w:r>
         <w:pict w14:anchorId="11695079">
-          <v:rect id="_x0000_i1031" style="width:0;height:1.5pt" o:hralign="center" o:hrstd="t" o:hr="t" fillcolor="#a0a0a0" stroked="f"/>
+          <v:rect id="_x0000_i1025" style="width:0;height:1.5pt" o:hralign="center" o:hrstd="t" o:hr="t" fillcolor="#a0a0a0" stroked="f"/>
         </w:pict>
       </w:r>
     </w:p>
     <w:p>
       <w:pPr>
-        <w:rPr>
-          <w:b/>
-          <w:bCs/>
-        </w:rPr>
-      </w:pPr>
-      <w:r>
-        <w:rPr>
-          <w:b/>
-          <w:bCs/>
-        </w:rPr>
-        <w:t>6. Synthèse des Objectifs Prioritaires</w:t>
-      </w:r>
+        <w:jc w:val="both"/>
+        <w:rPr>
+          <w:b/>
+          <w:bCs/>
+        </w:rPr>
+      </w:pPr>
+      <w:r>
+        <w:rPr>
+          <w:b/>
+          <w:bCs/>
+        </w:rPr>
+        <w:t>3</w:t>
+      </w:r>
+      <w:r>
+        <w:rPr>
+          <w:b/>
+          <w:bCs/>
+        </w:rPr>
+        <w:t>. Synthèse des Objectifs Prioritaires</w:t>
+      </w:r>
+    </w:p>
+    <w:p>
+      <w:pPr>
+        <w:jc w:val="both"/>
+        <w:rPr>
+          <w:b/>
+          <w:bCs/>
+        </w:rPr>
+      </w:pPr>
     </w:p>
     <w:tbl>
       <w:tblPr>
         <w:tblW w:w="0" w:type="auto"/>
+        <w:jc w:val="center"/>
         <w:tblCellSpacing w:w="15" w:type="dxa"/>
+        <w:tblBorders>
+          <w:top w:val="single" w:sz="4" w:space="0" w:color="auto"/>
+          <w:left w:val="single" w:sz="4" w:space="0" w:color="auto"/>
+          <w:bottom w:val="single" w:sz="4" w:space="0" w:color="auto"/>
+          <w:right w:val="single" w:sz="4" w:space="0" w:color="auto"/>
+          <w:insideH w:val="single" w:sz="4" w:space="0" w:color="auto"/>
+          <w:insideV w:val="single" w:sz="4" w:space="0" w:color="auto"/>
+        </w:tblBorders>
         <w:tblCellMar>
           <w:top w:w="15" w:type="dxa"/>
           <w:left w:w="15" w:type="dxa"/>
@@ -441,14 +605,15 @@
         <w:tblLook w:val="04A0" w:firstRow="1" w:lastRow="0" w:firstColumn="1" w:lastColumn="0" w:noHBand="0" w:noVBand="1"/>
       </w:tblPr>
       <w:tblGrid>
-        <w:gridCol w:w="1404"/>
-        <w:gridCol w:w="2777"/>
-        <w:gridCol w:w="4891"/>
+        <w:gridCol w:w="1424"/>
+        <w:gridCol w:w="2776"/>
+        <w:gridCol w:w="4862"/>
       </w:tblGrid>
       <w:tr>
         <w:trPr>
           <w:tblHeader/>
           <w:tblCellSpacing w:w="15" w:type="dxa"/>
+          <w:jc w:val="center"/>
         </w:trPr>
         <w:tc>
           <w:tcPr>
@@ -457,6 +622,9 @@
             <w:hideMark/>
           </w:tcPr>
           <w:p>
+            <w:pPr>
+              <w:jc w:val="center"/>
+            </w:pPr>
             <w:r>
               <w:t>Besoin</w:t>
             </w:r>
@@ -469,6 +637,9 @@
             <w:hideMark/>
           </w:tcPr>
           <w:p>
+            <w:pPr>
+              <w:jc w:val="center"/>
+            </w:pPr>
             <w:r>
               <w:t>Objectif Métier</w:t>
             </w:r>
@@ -481,6 +652,9 @@
             <w:hideMark/>
           </w:tcPr>
           <w:p>
+            <w:pPr>
+              <w:jc w:val="center"/>
+            </w:pPr>
             <w:r>
               <w:t>Livrable Clé attendu</w:t>
             </w:r>
@@ -490,6 +664,7 @@
       <w:tr>
         <w:trPr>
           <w:tblCellSpacing w:w="15" w:type="dxa"/>
+          <w:jc w:val="center"/>
         </w:trPr>
         <w:tc>
           <w:tcPr>
@@ -498,6 +673,9 @@
             <w:hideMark/>
           </w:tcPr>
           <w:p>
+            <w:pPr>
+              <w:jc w:val="both"/>
+            </w:pPr>
             <w:r>
               <w:rPr>
                 <w:b/>
@@ -514,6 +692,9 @@
             <w:hideMark/>
           </w:tcPr>
           <w:p>
+            <w:pPr>
+              <w:jc w:val="both"/>
+            </w:pPr>
             <w:r>
               <w:t>Définir la trajectoire du projet</w:t>
             </w:r>
@@ -526,13 +707,11 @@
             <w:hideMark/>
           </w:tcPr>
           <w:p>
+            <w:pPr>
+              <w:jc w:val="both"/>
+            </w:pPr>
             <w:r>
               <w:t xml:space="preserve">Cahier des charges fonctionnel </w:t>
-            </w:r>
-          </w:p>
-          <w:p>
-            <w:r>
-              <w:t>+1</w:t>
             </w:r>
           </w:p>
         </w:tc>
@@ -540,6 +719,7 @@
       <w:tr>
         <w:trPr>
           <w:tblCellSpacing w:w="15" w:type="dxa"/>
+          <w:jc w:val="center"/>
         </w:trPr>
         <w:tc>
           <w:tcPr>
@@ -548,6 +728,9 @@
             <w:hideMark/>
           </w:tcPr>
           <w:p>
+            <w:pPr>
+              <w:jc w:val="both"/>
+            </w:pPr>
             <w:r>
               <w:rPr>
                 <w:b/>
@@ -564,6 +747,9 @@
             <w:hideMark/>
           </w:tcPr>
           <w:p>
+            <w:pPr>
+              <w:jc w:val="both"/>
+            </w:pPr>
             <w:r>
               <w:t>Transformer la data en insights</w:t>
             </w:r>
@@ -576,6 +762,9 @@
             <w:hideMark/>
           </w:tcPr>
           <w:p>
+            <w:pPr>
+              <w:jc w:val="both"/>
+            </w:pPr>
             <w:r>
               <w:t xml:space="preserve">Modèles prédictifs et </w:t>
             </w:r>
@@ -588,16 +777,12 @@
               <w:t xml:space="preserve"> </w:t>
             </w:r>
           </w:p>
-          <w:p>
-            <w:r>
-              <w:t>+1</w:t>
-            </w:r>
-          </w:p>
         </w:tc>
       </w:tr>
       <w:tr>
         <w:trPr>
           <w:tblCellSpacing w:w="15" w:type="dxa"/>
+          <w:jc w:val="center"/>
         </w:trPr>
         <w:tc>
           <w:tcPr>
@@ -606,6 +791,9 @@
             <w:hideMark/>
           </w:tcPr>
           <w:p>
+            <w:pPr>
+              <w:jc w:val="both"/>
+            </w:pPr>
             <w:r>
               <w:rPr>
                 <w:b/>
@@ -622,6 +810,9 @@
             <w:hideMark/>
           </w:tcPr>
           <w:p>
+            <w:pPr>
+              <w:jc w:val="both"/>
+            </w:pPr>
             <w:r>
               <w:t>Pérenniser la connaissance</w:t>
             </w:r>
@@ -634,19 +825,21 @@
             <w:hideMark/>
           </w:tcPr>
           <w:p>
+            <w:pPr>
+              <w:jc w:val="both"/>
+            </w:pPr>
             <w:r>
               <w:t xml:space="preserve">Procédures de documentation et supports de formation </w:t>
-            </w:r>
-          </w:p>
-          <w:p>
-            <w:r>
-              <w:t>+1</w:t>
             </w:r>
           </w:p>
         </w:tc>
       </w:tr>
     </w:tbl>
-    <w:p/>
+    <w:p>
+      <w:pPr>
+        <w:jc w:val="both"/>
+      </w:pPr>
+    </w:p>
     <w:sectPr>
       <w:pgSz w:w="11906" w:h="16838"/>
       <w:pgMar w:top="1417" w:right="1417" w:bottom="1417" w:left="1417" w:header="708" w:footer="708" w:gutter="0"/>
@@ -1873,6 +2066,7 @@
   <w:style w:type="character" w:default="1" w:styleId="Policepardfaut">
     <w:name w:val="Default Paragraph Font"/>
     <w:uiPriority w:val="1"/>
+    <w:semiHidden/>
     <w:unhideWhenUsed/>
   </w:style>
   <w:style w:type="table" w:default="1" w:styleId="TableauNormal">
